--- a/docs/planning/Familiar_Guest_Product_Feature_Brief_Mexico.docx
+++ b/docs/planning/Familiar_Guest_Product_Feature_Brief_Mexico.docx
@@ -91,7 +91,7 @@
       <w:r>
         <w:t xml:space="preserve">stylesheet: </w:t>
       </w:r>
-      <w:hyperlink w:history="1" r:id="rIdsywybc70q81igtsu_mxjc">
+      <w:hyperlink w:history="1" r:id="rId8cwxy0cs6twcbu4agdxch">
         <w:r>
           <w:rPr>
             <w:rStyle w:val="MdLink"/>
@@ -2684,7 +2684,7 @@
       </w:r>
       <w:r>
         <w:br/>
-        <w:t xml:space="preserve">familiarguest.com &amp;nbsp;&amp;nbsp;|&amp;nbsp;&amp;nbsp; June 2026</w:t>
+        <w:t xml:space="preserve">famguest.com &amp;nbsp;&amp;nbsp;|&amp;nbsp;&amp;nbsp; June 2026</w:t>
       </w:r>
       <w:r>
         <w:br/>

--- a/docs/planning/Familiar_Guest_Product_Feature_Brief_Mexico.docx
+++ b/docs/planning/Familiar_Guest_Product_Feature_Brief_Mexico.docx
@@ -91,7 +91,7 @@
       <w:r>
         <w:t xml:space="preserve">stylesheet: </w:t>
       </w:r>
-      <w:hyperlink w:history="1" r:id="rId8cwxy0cs6twcbu4agdxch">
+      <w:hyperlink w:history="1" r:id="rIdrc4bi6kd8-wcunc2fgpjm">
         <w:r>
           <w:rPr>
             <w:rStyle w:val="MdLink"/>
@@ -2093,11 +2093,11 @@
       </w:r>
       <w:r>
         <w:br/>
-        <w:t xml:space="preserve">&lt;tr&gt;&lt;td&gt;Best for&lt;/td&gt;&lt;td&gt;Seasonal / testing&lt;/td&gt;&lt;td&gt;Active single-home owners&lt;/td&gt;&lt;td&gt;Multi-property owners&lt;/td&gt;&lt;/tr&gt;</w:t>
-      </w:r>
-      <w:r>
-        <w:br/>
-        <w:t xml:space="preserve">&lt;tr&gt;&lt;td&gt;Properties&lt;/td&gt;&lt;td&gt;Unlimited (pay per booking)&lt;/td&gt;&lt;td&gt;1&lt;/td&gt;&lt;td&gt;Up to 5&lt;/td&gt;&lt;/tr&gt;</w:t>
+        <w:t xml:space="preserve">&lt;tr&gt;&lt;td&gt;Best for&lt;/td&gt;&lt;td&gt;Seasonal / testing&lt;/td&gt;&lt;td&gt;Active owners, 1–5 homes&lt;/td&gt;&lt;td&gt;Owners with 6–10 homes&lt;/td&gt;&lt;/tr&gt;</w:t>
+      </w:r>
+      <w:r>
+        <w:br/>
+        <w:t xml:space="preserve">&lt;tr&gt;&lt;td&gt;Properties&lt;/td&gt;&lt;td&gt;Pay per booking&lt;/td&gt;&lt;td&gt;Up to 5&lt;/td&gt;&lt;td&gt;6–10&lt;/td&gt;&lt;/tr&gt;</w:t>
       </w:r>
       <w:r>
         <w:br/>
@@ -2142,10 +2142,6 @@
       <w:r>
         <w:br/>
         <w:t xml:space="preserve">&lt;tr&gt;&lt;td&gt;Digital house manual (Baja templates)&lt;/td&gt;&lt;td class="check"&gt;✓&lt;/td&gt;&lt;td class="check"&gt;✓&lt;/td&gt;&lt;td class="check"&gt;✓&lt;/td&gt;&lt;/tr&gt;</w:t>
-      </w:r>
-      <w:r>
-        <w:br/>
-        <w:t xml:space="preserve">&lt;tr&gt;&lt;td&gt;Caretaker seats&lt;/td&gt;&lt;td&gt;1&lt;/td&gt;&lt;td&gt;1&lt;/td&gt;&lt;td&gt;5&lt;/td&gt;&lt;/tr&gt;</w:t>
       </w:r>
       <w:r>
         <w:br/>
@@ -2369,7 +2365,31 @@
           <w:b/>
           <w:bCs/>
         </w:rPr>
-        <w:t xml:space="preserve">commission vs. flat fee, property count, caretaker seats, and reporting/support.</w:t>
+        <w:t xml:space="preserve">commission vs. flat fee, property count, and reporting/support.</w:t>
+      </w:r>
+      <w:r>
+        <w:t xml:space="preserve"> (All plans include 5 caretaker seats — a baseline feature, not a marketed differentiator.)</w:t>
+      </w:r>
+    </w:p>
+    <w:p>
+      <w:pPr>
+        <w:pStyle w:val="ListParagraph"/>
+        <w:pStyle w:val="MdListItem"/>
+        <w:numPr>
+          <w:ilvl w:val="0"/>
+          <w:numId w:val="1"/>
+        </w:numPr>
+      </w:pPr>
+      <w:r>
+        <w:rPr>
+          <w:rStyle w:val="MdStrong"/>
+          <w:b/>
+          <w:bCs/>
+        </w:rPr>
+        <w:t xml:space="preserve">Property cap is 10 for now</w:t>
+      </w:r>
+      <w:r>
+        <w:t xml:space="preserve"> — we are focused on individual renters, not portfolio managers, so no tiers above 10 properties.</w:t>
       </w:r>
     </w:p>
     <w:p>

--- a/docs/planning/Familiar_Guest_Product_Feature_Brief_Mexico.docx
+++ b/docs/planning/Familiar_Guest_Product_Feature_Brief_Mexico.docx
@@ -91,7 +91,7 @@
       <w:r>
         <w:t xml:space="preserve">stylesheet: </w:t>
       </w:r>
-      <w:hyperlink w:history="1" r:id="rIdrc4bi6kd8-wcunc2fgpjm">
+      <w:hyperlink w:history="1" r:id="rIdj9vftqkckk0rhawtzaqft">
         <w:r>
           <w:rPr>
             <w:rStyle w:val="MdLink"/>
@@ -2085,75 +2085,84 @@
       </w:r>
       <w:r>
         <w:br/>
-        <w:t xml:space="preserve">&lt;tr&gt;&lt;th&gt;&amp;nbsp;&lt;/th&gt;&lt;th&gt;Pay-as-you-go&lt;/th&gt;&lt;th&gt;Solo&lt;/th&gt;&lt;th&gt;Pro&lt;/th&gt;&lt;/tr&gt;</w:t>
-      </w:r>
-      <w:r>
-        <w:br/>
-        <w:t xml:space="preserve">&lt;tr&gt;&lt;td&gt;&lt;strong&gt;Price&lt;/strong&gt;&lt;/td&gt;&lt;td&gt;5% per paid booking&lt;br&gt;+ fees at cost&lt;/td&gt;&lt;td&gt;&lt;strong&gt;$29&lt;/strong&gt; / month&lt;/td&gt;&lt;td&gt;&lt;strong&gt;$59&lt;/strong&gt; / month&lt;/td&gt;&lt;/tr&gt;</w:t>
-      </w:r>
-      <w:r>
-        <w:br/>
-        <w:t xml:space="preserve">&lt;tr&gt;&lt;td&gt;Best for&lt;/td&gt;&lt;td&gt;Seasonal / testing&lt;/td&gt;&lt;td&gt;Active owners, 1–5 homes&lt;/td&gt;&lt;td&gt;Owners with 6–10 homes&lt;/td&gt;&lt;/tr&gt;</w:t>
-      </w:r>
-      <w:r>
-        <w:br/>
-        <w:t xml:space="preserve">&lt;tr&gt;&lt;td&gt;Properties&lt;/td&gt;&lt;td&gt;Pay per booking&lt;/td&gt;&lt;td&gt;Up to 5&lt;/td&gt;&lt;td&gt;6–10&lt;/td&gt;&lt;/tr&gt;</w:t>
-      </w:r>
-      <w:r>
-        <w:br/>
-        <w:t xml:space="preserve">&lt;tr&gt;&lt;td&gt;Commission&lt;/td&gt;&lt;td&gt;5% per paid booking&lt;/td&gt;&lt;td class="check"&gt;None&lt;/td&gt;&lt;td class="check"&gt;None&lt;/td&gt;&lt;/tr&gt;</w:t>
-      </w:r>
-      <w:r>
-        <w:br/>
-        <w:t xml:space="preserve">&lt;tr&gt;&lt;td&gt;Free bookings&lt;/td&gt;&lt;td&gt;$5 each&lt;/td&gt;&lt;td class="check"&gt;Included&lt;/td&gt;&lt;td class="check"&gt;Included&lt;/td&gt;&lt;/tr&gt;</w:t>
-      </w:r>
-      <w:r>
-        <w:br/>
-        <w:t xml:space="preserve">&lt;tr&gt;&lt;td&gt;Multi-currency + cross-border payouts&lt;/td&gt;&lt;td class="check"&gt;✓&lt;/td&gt;&lt;td class="check"&gt;✓&lt;/td&gt;&lt;td class="check"&gt;✓&lt;/td&gt;&lt;/tr&gt;</w:t>
-      </w:r>
-      <w:r>
-        <w:br/>
-        <w:t xml:space="preserve">&lt;tr&gt;&lt;td&gt;Bilingual booking + AI translation&lt;/td&gt;&lt;td class="check"&gt;✓&lt;/td&gt;&lt;td class="check"&gt;✓&lt;/td&gt;&lt;td class="check"&gt;✓&lt;/td&gt;&lt;/tr&gt;</w:t>
-      </w:r>
-      <w:r>
-        <w:br/>
-        <w:t xml:space="preserve">&lt;tr&gt;&lt;td&gt;Escrow + Verified Owner&lt;/td&gt;&lt;td class="check"&gt;✓&lt;/td&gt;&lt;td class="check"&gt;✓&lt;/td&gt;&lt;td class="check"&gt;✓&lt;/td&gt;&lt;/tr&gt;</w:t>
-      </w:r>
-      <w:r>
-        <w:br/>
-        <w:t xml:space="preserve">&lt;tr&gt;&lt;td&gt;Rental agreement (e-sign)&lt;/td&gt;&lt;td class="check"&gt;✓&lt;/td&gt;&lt;td class="check"&gt;✓&lt;/td&gt;&lt;td class="check"&gt;✓&lt;/td&gt;&lt;/tr&gt;</w:t>
-      </w:r>
-      <w:r>
-        <w:br/>
-        <w:t xml:space="preserve">&lt;tr&gt;&lt;td&gt;Calendar sync (iCal)&lt;/td&gt;&lt;td class="check"&gt;✓&lt;/td&gt;&lt;td class="check"&gt;✓&lt;/td&gt;&lt;td class="check"&gt;✓&lt;/td&gt;&lt;/tr&gt;</w:t>
-      </w:r>
-      <w:r>
-        <w:br/>
-        <w:t xml:space="preserve">&lt;tr&gt;&lt;td&gt;Long-stay rates + installments&lt;/td&gt;&lt;td class="check"&gt;✓&lt;/td&gt;&lt;td class="check"&gt;✓&lt;/td&gt;&lt;td class="check"&gt;✓&lt;/td&gt;&lt;/tr&gt;</w:t>
-      </w:r>
-      <w:r>
-        <w:br/>
-        <w:t xml:space="preserve">&lt;tr&gt;&lt;td&gt;Guest CRM + season re-invite&lt;/td&gt;&lt;td class="check"&gt;✓&lt;/td&gt;&lt;td class="check"&gt;✓&lt;/td&gt;&lt;td class="check"&gt;✓&lt;/td&gt;&lt;/tr&gt;</w:t>
-      </w:r>
-      <w:r>
-        <w:br/>
-        <w:t xml:space="preserve">&lt;tr&gt;&lt;td&gt;Automated bilingual messaging&lt;/td&gt;&lt;td class="check"&gt;✓&lt;/td&gt;&lt;td class="check"&gt;✓&lt;/td&gt;&lt;td class="check"&gt;✓&lt;/td&gt;&lt;/tr&gt;</w:t>
-      </w:r>
-      <w:r>
-        <w:br/>
-        <w:t xml:space="preserve">&lt;tr&gt;&lt;td&gt;Digital house manual (Baja templates)&lt;/td&gt;&lt;td class="check"&gt;✓&lt;/td&gt;&lt;td class="check"&gt;✓&lt;/td&gt;&lt;td class="check"&gt;✓&lt;/td&gt;&lt;/tr&gt;</w:t>
-      </w:r>
-      <w:r>
-        <w:br/>
-        <w:t xml:space="preserve">&lt;tr&gt;&lt;td&gt;Consolidated multi-property reports&lt;/td&gt;&lt;td class="dash"&gt;—&lt;/td&gt;&lt;td class="dash"&gt;—&lt;/td&gt;&lt;td class="check"&gt;✓&lt;/td&gt;&lt;/tr&gt;</w:t>
-      </w:r>
-      <w:r>
-        <w:br/>
-        <w:t xml:space="preserve">&lt;tr&gt;&lt;td&gt;Priority support&lt;/td&gt;&lt;td class="dash"&gt;—&lt;/td&gt;&lt;td class="dash"&gt;—&lt;/td&gt;&lt;td class="check"&gt;✓&lt;/td&gt;&lt;/tr&gt;</w:t>
+        <w:t xml:space="preserve">&lt;tr&gt;&lt;th&gt;&amp;nbsp;&lt;/th&gt;&lt;th&gt;Pay-as-you-go&lt;/th&gt;&lt;th&gt;Starter&lt;/th&gt;&lt;th&gt;Host&lt;/th&gt;&lt;th&gt;Pro&lt;/th&gt;&lt;/tr&gt;</w:t>
+      </w:r>
+      <w:r>
+        <w:br/>
+        <w:t xml:space="preserve">&lt;tr&gt;&lt;td&gt;&lt;strong&gt;Price&lt;/strong&gt;&lt;/td&gt;&lt;td&gt;5% per booking&lt;/td&gt;&lt;td&gt;&lt;strong&gt;$12&lt;/strong&gt; / mo&lt;/td&gt;&lt;td&gt;&lt;strong&gt;$29&lt;/strong&gt; / mo&lt;/td&gt;&lt;td&gt;&lt;strong&gt;$49&lt;/strong&gt; / mo&lt;/td&gt;&lt;/tr&gt;</w:t>
+      </w:r>
+      <w:r>
+        <w:br/>
+        <w:t xml:space="preserve">&lt;tr&gt;&lt;td&gt;Best for&lt;/td&gt;&lt;td&gt;Seasonal / testing&lt;/td&gt;&lt;td&gt;Single-home owners&lt;/td&gt;&lt;td&gt;Active owners, up to 5 homes&lt;/td&gt;&lt;td&gt;Owners with 6–10 homes&lt;/td&gt;&lt;/tr&gt;</w:t>
+      </w:r>
+      <w:r>
+        <w:br/>
+        <w:t xml:space="preserve">&lt;tr&gt;&lt;td&gt;Properties&lt;/td&gt;&lt;td&gt;Pay per booking&lt;/td&gt;&lt;td&gt;1&lt;/td&gt;&lt;td&gt;Up to 5&lt;/td&gt;&lt;td&gt;6–10&lt;/td&gt;&lt;/tr&gt;</w:t>
+      </w:r>
+      <w:r>
+        <w:br/>
+        <w:t xml:space="preserve">&lt;tr&gt;&lt;td&gt;Commission&lt;/td&gt;&lt;td&gt;5% per booking&lt;/td&gt;&lt;td class="check"&gt;None&lt;/td&gt;&lt;td class="check"&gt;None&lt;/td&gt;&lt;td class="check"&gt;None&lt;/td&gt;&lt;/tr&gt;</w:t>
+      </w:r>
+      <w:r>
+        <w:br/>
+        <w:t xml:space="preserve">&lt;tr&gt;&lt;td&gt;Free bookings&lt;/td&gt;&lt;td&gt;$5 each&lt;/td&gt;&lt;td class="check"&gt;Included&lt;/td&gt;&lt;td class="check"&gt;Included&lt;/td&gt;&lt;td class="check"&gt;Included&lt;/td&gt;&lt;/tr&gt;</w:t>
+      </w:r>
+      <w:r>
+        <w:br/>
+        <w:t xml:space="preserve">&lt;tr&gt;&lt;td&gt;Multi-currency + cross-border payouts&lt;/td&gt;&lt;td class="check"&gt;✓&lt;/td&gt;&lt;td class="check"&gt;✓&lt;/td&gt;&lt;td class="check"&gt;✓&lt;/td&gt;&lt;td class="check"&gt;✓&lt;/td&gt;&lt;/tr&gt;</w:t>
+      </w:r>
+      <w:r>
+        <w:br/>
+        <w:t xml:space="preserve">&lt;tr&gt;&lt;td&gt;Bilingual booking + AI translation&lt;/td&gt;&lt;td class="check"&gt;✓&lt;/td&gt;&lt;td class="check"&gt;✓&lt;/td&gt;&lt;td class="check"&gt;✓&lt;/td&gt;&lt;td class="check"&gt;✓&lt;/td&gt;&lt;/tr&gt;</w:t>
+      </w:r>
+      <w:r>
+        <w:br/>
+        <w:t xml:space="preserve">&lt;tr&gt;&lt;td&gt;Escrow + Verified Owner&lt;/td&gt;&lt;td class="check"&gt;✓&lt;/td&gt;&lt;td class="check"&gt;✓&lt;/td&gt;&lt;td class="check"&gt;✓&lt;/td&gt;&lt;td class="check"&gt;✓&lt;/td&gt;&lt;/tr&gt;</w:t>
+      </w:r>
+      <w:r>
+        <w:br/>
+        <w:t xml:space="preserve">&lt;tr&gt;&lt;td&gt;Rental agreement (e-sign)&lt;/td&gt;&lt;td class="check"&gt;✓&lt;/td&gt;&lt;td class="check"&gt;✓&lt;/td&gt;&lt;td class="check"&gt;✓&lt;/td&gt;&lt;td class="check"&gt;✓&lt;/td&gt;&lt;/tr&gt;</w:t>
+      </w:r>
+      <w:r>
+        <w:br/>
+        <w:t xml:space="preserve">&lt;tr&gt;&lt;td&gt;Calendar sync (iCal)&lt;/td&gt;&lt;td class="check"&gt;✓&lt;/td&gt;&lt;td class="check"&gt;✓&lt;/td&gt;&lt;td class="check"&gt;✓&lt;/td&gt;&lt;td class="check"&gt;✓&lt;/td&gt;&lt;/tr&gt;</w:t>
+      </w:r>
+      <w:r>
+        <w:br/>
+        <w:t xml:space="preserve">&lt;tr&gt;&lt;td&gt;Long-stay rates + installments&lt;/td&gt;&lt;td class="check"&gt;✓&lt;/td&gt;&lt;td class="check"&gt;✓&lt;/td&gt;&lt;td class="check"&gt;✓&lt;/td&gt;&lt;td class="check"&gt;✓&lt;/td&gt;&lt;/tr&gt;</w:t>
+      </w:r>
+      <w:r>
+        <w:br/>
+        <w:t xml:space="preserve">&lt;tr&gt;&lt;td&gt;Guest CRM + season re-invite&lt;/td&gt;&lt;td class="check"&gt;✓&lt;/td&gt;&lt;td class="check"&gt;✓&lt;/td&gt;&lt;td class="check"&gt;✓&lt;/td&gt;&lt;td class="check"&gt;✓&lt;/td&gt;&lt;/tr&gt;</w:t>
+      </w:r>
+      <w:r>
+        <w:br/>
+        <w:t xml:space="preserve">&lt;tr&gt;&lt;td&gt;Automated bilingual messaging&lt;/td&gt;&lt;td class="check"&gt;✓&lt;/td&gt;&lt;td class="check"&gt;✓&lt;/td&gt;&lt;td class="check"&gt;✓&lt;/td&gt;&lt;td class="check"&gt;✓&lt;/td&gt;&lt;/tr&gt;</w:t>
+      </w:r>
+      <w:r>
+        <w:br/>
+        <w:t xml:space="preserve">&lt;tr&gt;&lt;td&gt;Digital house manual (Baja templates)&lt;/td&gt;&lt;td class="check"&gt;✓&lt;/td&gt;&lt;td class="check"&gt;✓&lt;/td&gt;&lt;td class="check"&gt;✓&lt;/td&gt;&lt;td class="check"&gt;✓&lt;/td&gt;&lt;/tr&gt;</w:t>
+      </w:r>
+      <w:r>
+        <w:br/>
+        <w:t xml:space="preserve">&lt;tr&gt;&lt;td&gt;Consolidated multi-property reports&lt;/td&gt;&lt;td class="dash"&gt;—&lt;/td&gt;&lt;td class="dash"&gt;—&lt;/td&gt;&lt;td class="dash"&gt;—&lt;/td&gt;&lt;td class="check"&gt;✓&lt;/td&gt;&lt;/tr&gt;</w:t>
+      </w:r>
+      <w:r>
+        <w:br/>
+        <w:t xml:space="preserve">&lt;tr&gt;&lt;td&gt;Priority support&lt;/td&gt;&lt;td class="dash"&gt;—&lt;/td&gt;&lt;td class="dash"&gt;—&lt;/td&gt;&lt;td class="dash"&gt;—&lt;/td&gt;&lt;td class="check"&gt;✓&lt;/td&gt;&lt;/tr&gt;</w:t>
       </w:r>
       <w:r>
         <w:br/>
         <w:t xml:space="preserve">&lt;/table&gt;</w:t>
+      </w:r>
+    </w:p>
+    <w:p>
+      <w:pPr>
+        <w:pStyle w:val="MdHtml"/>
+      </w:pPr>
+      <w:r>
+        <w:t xml:space="preserve">&lt;p style="font-size:11.5px; color:#8a7e72; margin-top:6px;"&gt;&lt;strong&gt;All plans are subject to payment processing fees&lt;/strong&gt; (card + currency conversion), passed through to the owner at cost.&lt;/p&gt;
+</w:t>
       </w:r>
     </w:p>
     <w:p>
@@ -2410,7 +2419,29 @@
         <w:t xml:space="preserve">The crossover:</w:t>
       </w:r>
       <w:r>
-        <w:t xml:space="preserve"> an owner books more than ~$7,000/year through Familiar Guest should move from Pay-as-you-go (5%) to Solo ($348/yr). Given Los Cabos/Baja nightly rates, most active owners cross this quickly — which steers the base toward predictable subscription revenue.</w:t>
+        <w:t xml:space="preserve"> an owner booking more than ~$2,880/year through Familiar Guest should move from Pay-as-you-go (5%) to </w:t>
+      </w:r>
+      <w:r>
+        <w:rPr>
+          <w:rStyle w:val="MdStrong"/>
+          <w:b/>
+          <w:bCs/>
+        </w:rPr>
+        <w:t xml:space="preserve">Starter</w:t>
+      </w:r>
+      <w:r>
+        <w:t xml:space="preserve"> ($144/yr), then to </w:t>
+      </w:r>
+      <w:r>
+        <w:rPr>
+          <w:rStyle w:val="MdStrong"/>
+          <w:b/>
+          <w:bCs/>
+        </w:rPr>
+        <w:t xml:space="preserve">Host</w:t>
+      </w:r>
+      <w:r>
+        <w:t xml:space="preserve"> when they add a second property. Given Los Cabos/Baja nightly rates, most active owners cross the first threshold quickly — steering the base toward predictable subscription revenue.</w:t>
       </w:r>
     </w:p>
     <w:p>
@@ -2431,28 +2462,28 @@
         <w:t xml:space="preserve">Annual option:</w:t>
       </w:r>
       <w:r>
-        <w:t xml:space="preserve"> offer ~2 months free on annual billing (Solo $290/yr, Pro $590/yr) to improve retention and cash flow.</w:t>
-      </w:r>
-    </w:p>
-    <w:p>
-      <w:pPr>
-        <w:pStyle w:val="ListParagraph"/>
-        <w:pStyle w:val="MdListItem"/>
-        <w:numPr>
-          <w:ilvl w:val="0"/>
-          <w:numId w:val="1"/>
-        </w:numPr>
-      </w:pPr>
-      <w:r>
-        <w:rPr>
-          <w:rStyle w:val="MdStrong"/>
-          <w:b/>
-          <w:bCs/>
-        </w:rPr>
-        <w:t xml:space="preserve">Fees at cost:</w:t>
-      </w:r>
-      <w:r>
-        <w:t xml:space="preserve"> card + FX passed through with no markup preserves the trust positioning. </w:t>
+        <w:t xml:space="preserve"> offer ~2 months free on annual billing (Starter $120/yr, Host $290/yr, Pro $490/yr) to improve retention and cash flow.</w:t>
+      </w:r>
+    </w:p>
+    <w:p>
+      <w:pPr>
+        <w:pStyle w:val="ListParagraph"/>
+        <w:pStyle w:val="MdListItem"/>
+        <w:numPr>
+          <w:ilvl w:val="0"/>
+          <w:numId w:val="1"/>
+        </w:numPr>
+      </w:pPr>
+      <w:r>
+        <w:rPr>
+          <w:rStyle w:val="MdStrong"/>
+          <w:b/>
+          <w:bCs/>
+        </w:rPr>
+        <w:t xml:space="preserve">Payment fees:</w:t>
+      </w:r>
+      <w:r>
+        <w:t xml:space="preserve"> every plan is subject to payment processing fees (card + FX), passed through with no markup — preserving the trust positioning. </w:t>
       </w:r>
       <w:r>
         <w:rPr>

--- a/docs/planning/Familiar_Guest_Product_Feature_Brief_Mexico.docx
+++ b/docs/planning/Familiar_Guest_Product_Feature_Brief_Mexico.docx
@@ -91,7 +91,7 @@
       <w:r>
         <w:t xml:space="preserve">stylesheet: </w:t>
       </w:r>
-      <w:hyperlink w:history="1" r:id="rIdj9vftqkckk0rhawtzaqft">
+      <w:hyperlink w:history="1" r:id="rIdzctbls_obi6xqpkdeo641">
         <w:r>
           <w:rPr>
             <w:rStyle w:val="MdLink"/>
@@ -2089,7 +2089,7 @@
       </w:r>
       <w:r>
         <w:br/>
-        <w:t xml:space="preserve">&lt;tr&gt;&lt;td&gt;&lt;strong&gt;Price&lt;/strong&gt;&lt;/td&gt;&lt;td&gt;5% per booking&lt;/td&gt;&lt;td&gt;&lt;strong&gt;$12&lt;/strong&gt; / mo&lt;/td&gt;&lt;td&gt;&lt;strong&gt;$29&lt;/strong&gt; / mo&lt;/td&gt;&lt;td&gt;&lt;strong&gt;$49&lt;/strong&gt; / mo&lt;/td&gt;&lt;/tr&gt;</w:t>
+        <w:t xml:space="preserve">&lt;tr&gt;&lt;td&gt;&lt;strong&gt;Price&lt;/strong&gt;&lt;/td&gt;&lt;td&gt;5% per booking&lt;/td&gt;&lt;td&gt;&lt;strong&gt;$15&lt;/strong&gt; / mo&lt;/td&gt;&lt;td&gt;&lt;strong&gt;$29&lt;/strong&gt; / mo&lt;/td&gt;&lt;td&gt;&lt;strong&gt;$49&lt;/strong&gt; / mo&lt;/td&gt;&lt;/tr&gt;</w:t>
       </w:r>
       <w:r>
         <w:br/>
@@ -2419,7 +2419,7 @@
         <w:t xml:space="preserve">The crossover:</w:t>
       </w:r>
       <w:r>
-        <w:t xml:space="preserve"> an owner booking more than ~$2,880/year through Familiar Guest should move from Pay-as-you-go (5%) to </w:t>
+        <w:t xml:space="preserve"> an owner booking more than ~$3,600/year through Familiar Guest should move from Pay-as-you-go (5%) to </w:t>
       </w:r>
       <w:r>
         <w:rPr>
@@ -2430,7 +2430,7 @@
         <w:t xml:space="preserve">Starter</w:t>
       </w:r>
       <w:r>
-        <w:t xml:space="preserve"> ($144/yr), then to </w:t>
+        <w:t xml:space="preserve"> ($180/yr), then to </w:t>
       </w:r>
       <w:r>
         <w:rPr>
@@ -2462,7 +2462,28 @@
         <w:t xml:space="preserve">Annual option:</w:t>
       </w:r>
       <w:r>
-        <w:t xml:space="preserve"> offer ~2 months free on annual billing (Starter $120/yr, Host $290/yr, Pro $490/yr) to improve retention and cash flow.</w:t>
+        <w:t xml:space="preserve"> offer ~2 months free on annual billing (Starter $150/yr, Host $290/yr, Pro $490/yr) to improve retention and cash flow.</w:t>
+      </w:r>
+    </w:p>
+    <w:p>
+      <w:pPr>
+        <w:pStyle w:val="ListParagraph"/>
+        <w:pStyle w:val="MdListItem"/>
+        <w:numPr>
+          <w:ilvl w:val="0"/>
+          <w:numId w:val="1"/>
+        </w:numPr>
+      </w:pPr>
+      <w:r>
+        <w:rPr>
+          <w:rStyle w:val="MdStrong"/>
+          <w:b/>
+          <w:bCs/>
+        </w:rPr>
+        <w:t xml:space="preserve">Launch offer:</w:t>
+      </w:r>
+      <w:r>
+        <w:t xml:space="preserve"> first month free on any monthly plan for testing. Add-ons (screening, damage protection) and payment processing fees still apply during the free month.</w:t>
       </w:r>
     </w:p>
     <w:p>

--- a/docs/planning/Familiar_Guest_Product_Feature_Brief_Mexico.docx
+++ b/docs/planning/Familiar_Guest_Product_Feature_Brief_Mexico.docx
@@ -91,7 +91,7 @@
       <w:r>
         <w:t xml:space="preserve">stylesheet: </w:t>
       </w:r>
-      <w:hyperlink w:history="1" r:id="rIdzctbls_obi6xqpkdeo641">
+      <w:hyperlink w:history="1" r:id="rIdq_ihslqatrx7qbdtnpw4k">
         <w:r>
           <w:rPr>
             <w:rStyle w:val="MdLink"/>
@@ -2020,6 +2020,160 @@
     </w:p>
     <w:p>
       <w:pPr>
+        <w:pStyle w:val="Heading3"/>
+        <w:pStyle w:val="MdHeading3"/>
+      </w:pPr>
+      <w:r>
+        <w:t xml:space="preserve">J. Tax Payments &amp;amp; Accounting </w:t>
+      </w:r>
+      <w:r>
+        <w:rPr>
+          <w:rStyle w:val="MdTag"/>
+        </w:rPr>
+        <w:t xml:space="preserve">&lt;span class="pill-x"&gt;</w:t>
+      </w:r>
+      <w:r>
+        <w:t xml:space="preserve">core differentiator</w:t>
+      </w:r>
+      <w:r>
+        <w:rPr>
+          <w:rStyle w:val="MdTag"/>
+        </w:rPr>
+        <w:t xml:space="preserve">&lt;/span&gt;</w:t>
+      </w:r>
+    </w:p>
+    <w:p>
+      <w:pPr>
+        <w:pStyle w:val="MdParagraph"/>
+      </w:pPr>
+      <w:r>
+        <w:t xml:space="preserve">The hardest part of cross-border renting, made automatic — and something no competitor offers.</w:t>
+      </w:r>
+    </w:p>
+    <w:p>
+      <w:pPr>
+        <w:pStyle w:val="ListParagraph"/>
+        <w:pStyle w:val="MdListItem"/>
+        <w:numPr>
+          <w:ilvl w:val="0"/>
+          <w:numId w:val="1"/>
+        </w:numPr>
+      </w:pPr>
+      <w:r>
+        <w:rPr>
+          <w:rStyle w:val="MdTag"/>
+        </w:rPr>
+        <w:t xml:space="preserve">&lt;span class="pill-x"&gt;</w:t>
+      </w:r>
+      <w:r>
+        <w:t xml:space="preserve">cross-border</w:t>
+      </w:r>
+      <w:r>
+        <w:rPr>
+          <w:rStyle w:val="MdTag"/>
+        </w:rPr>
+        <w:t xml:space="preserve">&lt;/span&gt;</w:t>
+      </w:r>
+      <w:r>
+        <w:t xml:space="preserve"> </w:t>
+      </w:r>
+      <w:r>
+        <w:rPr>
+          <w:rStyle w:val="MdStrong"/>
+          <w:b/>
+          <w:bCs/>
+        </w:rPr>
+        <w:t xml:space="preserve">Automatic lodging-tax handling</w:t>
+      </w:r>
+      <w:r>
+        <w:t xml:space="preserve"> — calculate, collect, and (where FG is the platform-of-record) remit Mexican IVA/ISH and US occupancy/TOT per booking.</w:t>
+      </w:r>
+    </w:p>
+    <w:p>
+      <w:pPr>
+        <w:pStyle w:val="ListParagraph"/>
+        <w:pStyle w:val="MdListItem"/>
+        <w:numPr>
+          <w:ilvl w:val="0"/>
+          <w:numId w:val="1"/>
+        </w:numPr>
+      </w:pPr>
+      <w:r>
+        <w:rPr>
+          <w:rStyle w:val="MdTag"/>
+        </w:rPr>
+        <w:t xml:space="preserve">&lt;span class="pill-x"&gt;</w:t>
+      </w:r>
+      <w:r>
+        <w:t xml:space="preserve">cross-border</w:t>
+      </w:r>
+      <w:r>
+        <w:rPr>
+          <w:rStyle w:val="MdTag"/>
+        </w:rPr>
+        <w:t xml:space="preserve">&lt;/span&gt;</w:t>
+      </w:r>
+      <w:r>
+        <w:t xml:space="preserve"> </w:t>
+      </w:r>
+      <w:r>
+        <w:rPr>
+          <w:rStyle w:val="MdStrong"/>
+          <w:b/>
+          <w:bCs/>
+        </w:rPr>
+        <w:t xml:space="preserve">Mexican host-tax withholding</w:t>
+      </w:r>
+      <w:r>
+        <w:t xml:space="preserve"> — withhold and remit ISR/IVA to SAT on the owner's behalf where required of a digital platform.</w:t>
+      </w:r>
+    </w:p>
+    <w:p>
+      <w:pPr>
+        <w:pStyle w:val="ListParagraph"/>
+        <w:pStyle w:val="MdListItem"/>
+        <w:numPr>
+          <w:ilvl w:val="0"/>
+          <w:numId w:val="1"/>
+        </w:numPr>
+      </w:pPr>
+      <w:r>
+        <w:rPr>
+          <w:rStyle w:val="MdTag"/>
+        </w:rPr>
+        <w:t xml:space="preserve">&lt;span class="pill-x"&gt;</w:t>
+      </w:r>
+      <w:r>
+        <w:t xml:space="preserve">cross-border</w:t>
+      </w:r>
+      <w:r>
+        <w:rPr>
+          <w:rStyle w:val="MdTag"/>
+        </w:rPr>
+        <w:t xml:space="preserve">&lt;/span&gt;</w:t>
+      </w:r>
+      <w:r>
+        <w:t xml:space="preserve"> </w:t>
+      </w:r>
+      <w:r>
+        <w:rPr>
+          <w:rStyle w:val="MdStrong"/>
+          <w:b/>
+          <w:bCs/>
+        </w:rPr>
+        <w:t xml:space="preserve">Tax-ready accounting</w:t>
+      </w:r>
+      <w:r>
+        <w:t xml:space="preserve"> — per-booking tax breakdown, year-end income &amp;amp; tax statements, and clean exports for the owner's accountant (US Schedule E, Mexican filings), consolidated across all units.</w:t>
+      </w:r>
+    </w:p>
+    <w:p>
+      <w:pPr>
+        <w:pStyle w:val="MdSpace"/>
+      </w:pPr>
+    </w:p>
+    <w:p>
+      <w:pPr>
         <w:pStyle w:val="MdHtml"/>
       </w:pPr>
       <w:r>
@@ -2027,7 +2181,7 @@
       </w:r>
       <w:r>
         <w:br/>
-        <w:t xml:space="preserve">&lt;p&gt;&lt;strong&gt;Not in this release:&lt;/strong&gt; the cross-border tax helper (US/Canada vs. Mexican ISR/IVA/ISH reconciliation) is intentionally excluded for now due to complexity and liability. Income exports give owners and their accountants the raw data; Familiar Guest does not provide tax advice.&lt;/p&gt;</w:t>
+        <w:t xml:space="preserve">&lt;p&gt;&lt;strong&gt;Boundary &amp;amp; phasing:&lt;/strong&gt; Tax Payments &amp;amp; Accounting is tax &lt;strong&gt;handling and reporting, not tax advice&lt;/strong&gt; — owners use their own cross-border tax professional. It is built in phases (tax line items + Mexico withholding + exports first; fuller multi-jurisdiction accounting next) and is gated on legal/tax counsel — see the Compliance &amp;amp; Tax Addendum.&lt;/p&gt;</w:t>
       </w:r>
       <w:r>
         <w:br/>
@@ -2622,7 +2776,7 @@
               <w:pStyle w:val="MdTableCell"/>
             </w:pPr>
             <w:r>
-              <w:t xml:space="preserve">All core features + the 6 cross-border features above</w:t>
+              <w:t xml:space="preserve">All core features + the cross-border features above</w:t>
             </w:r>
           </w:p>
         </w:tc>
@@ -2635,7 +2789,7 @@
               <w:pStyle w:val="MdTableCell"/>
             </w:pPr>
             <w:r>
-              <w:t xml:space="preserve">Cross-border tax helper</w:t>
+              <w:t xml:space="preserve">Fuller multi-jurisdiction tax accounting (phase 2 of Tax Payments &amp; Accounting)</w:t>
             </w:r>
           </w:p>
         </w:tc>
@@ -2653,7 +2807,7 @@
               <w:pStyle w:val="MdTableCell"/>
             </w:pPr>
             <w:r>
-              <w:t xml:space="preserve">Trusted-guest + public modes</w:t>
+              <w:t xml:space="preserve">Tax Payments &amp; Accounting — phase 1 (tax line items, Mexico withholding, exports)</w:t>
             </w:r>
           </w:p>
         </w:tc>
@@ -2684,7 +2838,7 @@
               <w:pStyle w:val="MdTableCell"/>
             </w:pPr>
             <w:r>
-              <w:t xml:space="preserve">Truvi screening &amp; damage coverage (add-ons)</w:t>
+              <w:t xml:space="preserve">Trusted-guest + public modes; Truvi screening &amp; damage (add-ons)</w:t>
             </w:r>
           </w:p>
         </w:tc>
@@ -2734,6 +2888,24 @@
         </w:tc>
       </w:tr>
     </w:tbl>
+    <w:p>
+      <w:pPr>
+        <w:pStyle w:val="MdParagraph"/>
+      </w:pPr>
+      <w:r>
+        <w:rPr>
+          <w:rStyle w:val="MdEm"/>
+          <w:i/>
+          <w:iCs/>
+        </w:rPr>
+        <w:t xml:space="preserve">Note: tax payments/accounting roll-out is gated on counsel and the Mexico platform-withholding determination (Compliance &amp; Tax Addendum).</w:t>
+      </w:r>
+    </w:p>
+    <w:p>
+      <w:pPr>
+        <w:pStyle w:val="MdSpace"/>
+      </w:pPr>
+    </w:p>
     <w:p>
       <w:pPr>
         <w:pStyle w:val="MdHr"/>

--- a/docs/planning/Familiar_Guest_Product_Feature_Brief_Mexico.docx
+++ b/docs/planning/Familiar_Guest_Product_Feature_Brief_Mexico.docx
@@ -91,7 +91,7 @@
       <w:r>
         <w:t xml:space="preserve">stylesheet: </w:t>
       </w:r>
-      <w:hyperlink w:history="1" r:id="rIdq_ihslqatrx7qbdtnpw4k">
+      <w:hyperlink w:history="1" r:id="rId-5qhp0s0wj8dd7f9ixqvz">
         <w:r>
           <w:rPr>
             <w:rStyle w:val="MdLink"/>
@@ -976,10 +976,10 @@
           <w:b/>
           <w:bCs/>
         </w:rPr>
-        <w:t xml:space="preserve">Installment payments</w:t>
-      </w:r>
-      <w:r>
-        <w:t xml:space="preserve"> — deposit now, balance before arrival (or split a long stay), reducing friction on large bookings.</w:t>
+        <w:t xml:space="preserve">Split payments / installments</w:t>
+      </w:r>
+      <w:r>
+        <w:t xml:space="preserve"> — collect a booking in two parts (an initial deposit now, balance before arrival), reducing friction on large bookings.</w:t>
       </w:r>
     </w:p>
     <w:p>
@@ -2024,7 +2024,7 @@
         <w:pStyle w:val="MdHeading3"/>
       </w:pPr>
       <w:r>
-        <w:t xml:space="preserve">J. Tax Payments &amp;amp; Accounting </w:t>
+        <w:t xml:space="preserve">J. Rental Income &amp;amp; Tax Payment Accounting </w:t>
       </w:r>
       <w:r>
         <w:rPr>
@@ -2083,6 +2083,45 @@
           <w:b/>
           <w:bCs/>
         </w:rPr>
+        <w:t xml:space="preserve">Rental-income tracking</w:t>
+      </w:r>
+      <w:r>
+        <w:t xml:space="preserve"> — every booking's income recorded and consolidated across all of an owner's units.</w:t>
+      </w:r>
+    </w:p>
+    <w:p>
+      <w:pPr>
+        <w:pStyle w:val="ListParagraph"/>
+        <w:pStyle w:val="MdListItem"/>
+        <w:numPr>
+          <w:ilvl w:val="0"/>
+          <w:numId w:val="1"/>
+        </w:numPr>
+      </w:pPr>
+      <w:r>
+        <w:rPr>
+          <w:rStyle w:val="MdTag"/>
+        </w:rPr>
+        <w:t xml:space="preserve">&lt;span class="pill-x"&gt;</w:t>
+      </w:r>
+      <w:r>
+        <w:t xml:space="preserve">cross-border</w:t>
+      </w:r>
+      <w:r>
+        <w:rPr>
+          <w:rStyle w:val="MdTag"/>
+        </w:rPr>
+        <w:t xml:space="preserve">&lt;/span&gt;</w:t>
+      </w:r>
+      <w:r>
+        <w:t xml:space="preserve"> </w:t>
+      </w:r>
+      <w:r>
+        <w:rPr>
+          <w:rStyle w:val="MdStrong"/>
+          <w:b/>
+          <w:bCs/>
+        </w:rPr>
         <w:t xml:space="preserve">Automatic lodging-tax handling</w:t>
       </w:r>
       <w:r>
@@ -2161,10 +2200,10 @@
           <w:b/>
           <w:bCs/>
         </w:rPr>
-        <w:t xml:space="preserve">Tax-ready accounting</w:t>
-      </w:r>
-      <w:r>
-        <w:t xml:space="preserve"> — per-booking tax breakdown, year-end income &amp;amp; tax statements, and clean exports for the owner's accountant (US Schedule E, Mexican filings), consolidated across all units.</w:t>
+        <w:t xml:space="preserve">Documents for tax reporting</w:t>
+      </w:r>
+      <w:r>
+        <w:t xml:space="preserve"> — per-booking tax breakdown, year-end income &amp;amp; tax statements, and clean exports for the owner's accountant (US Schedule E, Mexican filings).</w:t>
       </w:r>
     </w:p>
     <w:p>
@@ -2789,7 +2828,7 @@
               <w:pStyle w:val="MdTableCell"/>
             </w:pPr>
             <w:r>
-              <w:t xml:space="preserve">Fuller multi-jurisdiction tax accounting (phase 2 of Tax Payments &amp; Accounting)</w:t>
+              <w:t xml:space="preserve">Fuller multi-jurisdiction tax accounting (phase 2 of Rental Income &amp; Tax Payment Accounting)</w:t>
             </w:r>
           </w:p>
         </w:tc>
@@ -2807,7 +2846,7 @@
               <w:pStyle w:val="MdTableCell"/>
             </w:pPr>
             <w:r>
-              <w:t xml:space="preserve">Tax Payments &amp; Accounting — phase 1 (tax line items, Mexico withholding, exports)</w:t>
+              <w:t xml:space="preserve">Rental Income &amp; Tax Payment Accounting — phase 1 (income tracking, tax line items, Mexico withholding, reporting documents)</w:t>
             </w:r>
           </w:p>
         </w:tc>

--- a/docs/planning/Familiar_Guest_Product_Feature_Brief_Mexico.docx
+++ b/docs/planning/Familiar_Guest_Product_Feature_Brief_Mexico.docx
@@ -91,7 +91,7 @@
       <w:r>
         <w:t xml:space="preserve">stylesheet: </w:t>
       </w:r>
-      <w:hyperlink w:history="1" r:id="rId-5qhp0s0wj8dd7f9ixqvz">
+      <w:hyperlink w:history="1" r:id="rIdarmr4opnsymbhtenr9u2d">
         <w:r>
           <w:rPr>
             <w:rStyle w:val="MdLink"/>
@@ -644,6 +644,45 @@
     </w:p>
     <w:p>
       <w:pPr>
+        <w:pStyle w:val="ListParagraph"/>
+        <w:pStyle w:val="MdListItem"/>
+        <w:numPr>
+          <w:ilvl w:val="0"/>
+          <w:numId w:val="1"/>
+        </w:numPr>
+      </w:pPr>
+      <w:r>
+        <w:rPr>
+          <w:rStyle w:val="MdTag"/>
+        </w:rPr>
+        <w:t xml:space="preserve">&lt;span class="pill-x"&gt;</w:t>
+      </w:r>
+      <w:r>
+        <w:t xml:space="preserve">cross-border</w:t>
+      </w:r>
+      <w:r>
+        <w:rPr>
+          <w:rStyle w:val="MdTag"/>
+        </w:rPr>
+        <w:t xml:space="preserve">&lt;/span&gt;</w:t>
+      </w:r>
+      <w:r>
+        <w:t xml:space="preserve"> </w:t>
+      </w:r>
+      <w:r>
+        <w:rPr>
+          <w:rStyle w:val="MdStrong"/>
+          <w:b/>
+          <w:bCs/>
+        </w:rPr>
+        <w:t xml:space="preserve">GPS coordinates (required for Mexico)</w:t>
+      </w:r>
+      <w:r>
+        <w:t xml:space="preserve"> — capture lat/long at listing creation (Mexican street addresses are unreliable); powers map display and the Google Maps directions link in check-in messages.</w:t>
+      </w:r>
+    </w:p>
+    <w:p>
+      <w:pPr>
         <w:pStyle w:val="MdSpace"/>
       </w:pPr>
     </w:p>
@@ -1823,10 +1862,32 @@
           <w:b/>
           <w:bCs/>
         </w:rPr>
-        <w:t xml:space="preserve">Automated messaging (bilingual)</w:t>
-      </w:r>
-      <w:r>
-        <w:t xml:space="preserve"> — confirmation, pre-arrival, check-in, mid-stay, checkout, deposit-release, via Resend.</w:t>
+        <w:t xml:space="preserve">Reminder &amp;amp; check-in messages (bilingual, multi-channel)</w:t>
+      </w:r>
+      <w:r>
+        <w:t xml:space="preserve"> — confirmation, pre-arrival, check-in, mid-stay, checkout, deposit-release — delivered by </w:t>
+      </w:r>
+      <w:r>
+        <w:rPr>
+          <w:rStyle w:val="MdStrong"/>
+          <w:b/>
+          <w:bCs/>
+        </w:rPr>
+        <w:t xml:space="preserve">text (SMS), WhatsApp, and email</w:t>
+      </w:r>
+      <w:r>
+        <w:t xml:space="preserve">. Check-in messages include a </w:t>
+      </w:r>
+      <w:r>
+        <w:rPr>
+          <w:rStyle w:val="MdStrong"/>
+          <w:b/>
+          <w:bCs/>
+        </w:rPr>
+        <w:t xml:space="preserve">Google Maps GPS-directions link</w:t>
+      </w:r>
+      <w:r>
+        <w:t xml:space="preserve"> to the home.</w:t>
       </w:r>
     </w:p>
     <w:p>
